--- a/документы/Тілашар – техникалық сипаттама.docx
+++ b/документы/Тілашар – техникалық сипаттама.docx
@@ -360,7 +360,7 @@
                 <w:rFonts w:ascii="Times New Roman" w:hAnsi="Times New Roman"/>
                 <w:sz w:val="21"/>
               </w:rPr>
-              <w:t>589 сөз тіркесі таңдалды, дыбыстау конвейері дайын</w:t>
+              <w:t>Орындалды: 623 жазба, диалог репликалары түгел дыбысталған</w:t>
             </w:r>
           </w:p>
         </w:tc>
@@ -2105,7 +2105,16 @@
           <w:rFonts w:ascii="Times New Roman" w:hAnsi="Times New Roman"/>
           <w:sz w:val="24"/>
         </w:rPr>
-        <w:t>Экранның жоғарғы жағында қадам нөмірі (мысалы, 3 / 6), прогресс жолағы және сабақтар тізіміне оралу түймесі тұрады.</w:t>
+        <w:t>Экранның жоғарғы жағында қадам нөмірі (мысалы, 3 / 6), прогресс жолағы және сабақтар тізіміне оралу түймесі тұрады. Одан төмен — сабақтың үш қадамы: Диалог → Ереже → Тапсырма. Өтілгені жасыл түспен, ағымдағысы ерекшеленіп тұрады.</w:t>
+      </w:r>
+    </w:p>
+    <w:p>
+      <w:r>
+        <w:rPr>
+          <w:rFonts w:ascii="Times New Roman" w:hAnsi="Times New Roman"/>
+          <w:sz w:val="24"/>
+        </w:rPr>
+        <w:t>Әр қазақша репликаның жанында тыңдау түймесі бар. Жазба ойнап тұрғанда кейіпкер тербеліп қозғалады және оның жанында дыбыс толқындары пайда болады — кім сөйлеп тұрғаны көрініп тұрады.</w:t>
       </w:r>
     </w:p>
     <w:p>
@@ -4296,6 +4305,45 @@
       </w:pPr>
       <w:r>
         <w:t>8.6. Техникалық мүмкіндіктер</w:t>
+      </w:r>
+    </w:p>
+    <w:p>
+      <w:pPr>
+        <w:pStyle w:val="ListBullet"/>
+        <w:spacing w:after="40"/>
+      </w:pPr>
+      <w:r>
+        <w:rPr>
+          <w:rFonts w:ascii="Times New Roman" w:hAnsi="Times New Roman"/>
+          <w:sz w:val="24"/>
+        </w:rPr>
+        <w:t>Дыбыстау: 623 жазба қазақ нейродауыстарымен, диалог репликалары түгел</w:t>
+      </w:r>
+    </w:p>
+    <w:p>
+      <w:pPr>
+        <w:pStyle w:val="ListBullet"/>
+        <w:spacing w:after="40"/>
+      </w:pPr>
+      <w:r>
+        <w:rPr>
+          <w:rFonts w:ascii="Times New Roman" w:hAnsi="Times New Roman"/>
+          <w:sz w:val="24"/>
+        </w:rPr>
+        <w:t>Кейіпкерлер анимациясы: тыныс алу, сөйлеу кезіндегі тербеліс, жауапқа реакция</w:t>
+      </w:r>
+    </w:p>
+    <w:p>
+      <w:pPr>
+        <w:pStyle w:val="ListBullet"/>
+        <w:spacing w:after="40"/>
+      </w:pPr>
+      <w:r>
+        <w:rPr>
+          <w:rFonts w:ascii="Times New Roman" w:hAnsi="Times New Roman"/>
+          <w:sz w:val="24"/>
+        </w:rPr>
+        <w:t>«Қозғалысты азайту» баптауы барлық анимацияны бірден өшіреді</w:t>
       </w:r>
     </w:p>
     <w:p>
@@ -5500,7 +5548,342 @@
         <w:pStyle w:val="Heading2"/>
       </w:pPr>
       <w:r>
-        <w:t>9.4. Прогресті есептеу</w:t>
+        <w:t>9.4. Дыбыстау және кейіпкер анимациясы</w:t>
+      </w:r>
+    </w:p>
+    <w:p>
+      <w:r>
+        <w:rPr>
+          <w:rFonts w:ascii="Times New Roman" w:hAnsi="Times New Roman"/>
+          <w:sz w:val="24"/>
+        </w:rPr>
+        <w:t>Кейіпкерлердің суреттері — растрлық файлдар, оларға мимика жасау мүмкін емес. Сондықтан кейіпкер бүкіл дене қозғалысымен «тіріледі»:</w:t>
+      </w:r>
+    </w:p>
+    <w:tbl>
+      <w:tblPr>
+        <w:tblStyle w:val="TableGrid"/>
+        <w:tblW w:type="auto" w:w="0"/>
+        <w:tblLook w:firstColumn="1" w:firstRow="1" w:lastColumn="0" w:lastRow="0" w:noHBand="0" w:noVBand="1" w:val="04A0"/>
+      </w:tblPr>
+      <w:tblGrid>
+        <w:gridCol w:w="2835"/>
+        <w:gridCol w:w="2835"/>
+        <w:gridCol w:w="2835"/>
+      </w:tblGrid>
+      <w:tr>
+        <w:tc>
+          <w:tcPr>
+            <w:tcW w:type="dxa" w:w="2835"/>
+          </w:tcPr>
+          <w:p>
+            <w:pPr>
+              <w:spacing w:after="40"/>
+            </w:pPr>
+            <w:r/>
+            <w:r>
+              <w:rPr>
+                <w:rFonts w:ascii="Times New Roman" w:hAnsi="Times New Roman"/>
+                <w:b/>
+                <w:sz w:val="21"/>
+              </w:rPr>
+              <w:t>Күй</w:t>
+            </w:r>
+          </w:p>
+        </w:tc>
+        <w:tc>
+          <w:tcPr>
+            <w:tcW w:type="dxa" w:w="2835"/>
+          </w:tcPr>
+          <w:p>
+            <w:pPr>
+              <w:spacing w:after="40"/>
+            </w:pPr>
+            <w:r/>
+            <w:r>
+              <w:rPr>
+                <w:rFonts w:ascii="Times New Roman" w:hAnsi="Times New Roman"/>
+                <w:b/>
+                <w:sz w:val="21"/>
+              </w:rPr>
+              <w:t>Не болады</w:t>
+            </w:r>
+          </w:p>
+        </w:tc>
+        <w:tc>
+          <w:tcPr>
+            <w:tcW w:type="dxa" w:w="2835"/>
+          </w:tcPr>
+          <w:p>
+            <w:pPr>
+              <w:spacing w:after="40"/>
+            </w:pPr>
+            <w:r/>
+            <w:r>
+              <w:rPr>
+                <w:rFonts w:ascii="Times New Roman" w:hAnsi="Times New Roman"/>
+                <w:b/>
+                <w:sz w:val="21"/>
+              </w:rPr>
+              <w:t>Ұзақтығы</w:t>
+            </w:r>
+          </w:p>
+        </w:tc>
+      </w:tr>
+      <w:tr>
+        <w:tc>
+          <w:tcPr>
+            <w:tcW w:type="dxa" w:w="2835"/>
+          </w:tcPr>
+          <w:p>
+            <w:pPr>
+              <w:spacing w:after="40"/>
+            </w:pPr>
+            <w:r/>
+            <w:r>
+              <w:rPr>
+                <w:rFonts w:ascii="Times New Roman" w:hAnsi="Times New Roman"/>
+                <w:sz w:val="21"/>
+              </w:rPr>
+              <w:t>Тыныштық</w:t>
+            </w:r>
+          </w:p>
+        </w:tc>
+        <w:tc>
+          <w:tcPr>
+            <w:tcW w:type="dxa" w:w="2835"/>
+          </w:tcPr>
+          <w:p>
+            <w:pPr>
+              <w:spacing w:after="40"/>
+            </w:pPr>
+            <w:r/>
+            <w:r>
+              <w:rPr>
+                <w:rFonts w:ascii="Times New Roman" w:hAnsi="Times New Roman"/>
+                <w:sz w:val="21"/>
+              </w:rPr>
+              <w:t>Тыныс алу: 1,5 % көтерілу және 1,012 масштаб</w:t>
+            </w:r>
+          </w:p>
+        </w:tc>
+        <w:tc>
+          <w:tcPr>
+            <w:tcW w:type="dxa" w:w="2835"/>
+          </w:tcPr>
+          <w:p>
+            <w:pPr>
+              <w:spacing w:after="40"/>
+            </w:pPr>
+            <w:r/>
+            <w:r>
+              <w:rPr>
+                <w:rFonts w:ascii="Times New Roman" w:hAnsi="Times New Roman"/>
+                <w:sz w:val="21"/>
+              </w:rPr>
+              <w:t>4,2 с, үздіксіз</w:t>
+            </w:r>
+          </w:p>
+        </w:tc>
+      </w:tr>
+      <w:tr>
+        <w:tc>
+          <w:tcPr>
+            <w:tcW w:type="dxa" w:w="2835"/>
+          </w:tcPr>
+          <w:p>
+            <w:pPr>
+              <w:spacing w:after="40"/>
+            </w:pPr>
+            <w:r/>
+            <w:r>
+              <w:rPr>
+                <w:rFonts w:ascii="Times New Roman" w:hAnsi="Times New Roman"/>
+                <w:sz w:val="21"/>
+              </w:rPr>
+              <w:t>Сөйлеу</w:t>
+            </w:r>
+          </w:p>
+        </w:tc>
+        <w:tc>
+          <w:tcPr>
+            <w:tcW w:type="dxa" w:w="2835"/>
+          </w:tcPr>
+          <w:p>
+            <w:pPr>
+              <w:spacing w:after="40"/>
+            </w:pPr>
+            <w:r/>
+            <w:r>
+              <w:rPr>
+                <w:rFonts w:ascii="Times New Roman" w:hAnsi="Times New Roman"/>
+                <w:sz w:val="21"/>
+              </w:rPr>
+              <w:t>±1,6° еңкейіп тербелу, жанында дыбыс толқындары</w:t>
+            </w:r>
+          </w:p>
+        </w:tc>
+        <w:tc>
+          <w:tcPr>
+            <w:tcW w:type="dxa" w:w="2835"/>
+          </w:tcPr>
+          <w:p>
+            <w:pPr>
+              <w:spacing w:after="40"/>
+            </w:pPr>
+            <w:r/>
+            <w:r>
+              <w:rPr>
+                <w:rFonts w:ascii="Times New Roman" w:hAnsi="Times New Roman"/>
+                <w:sz w:val="21"/>
+              </w:rPr>
+              <w:t>0,62 с, үздіксіз</w:t>
+            </w:r>
+          </w:p>
+        </w:tc>
+      </w:tr>
+      <w:tr>
+        <w:tc>
+          <w:tcPr>
+            <w:tcW w:type="dxa" w:w="2835"/>
+          </w:tcPr>
+          <w:p>
+            <w:pPr>
+              <w:spacing w:after="40"/>
+            </w:pPr>
+            <w:r/>
+            <w:r>
+              <w:rPr>
+                <w:rFonts w:ascii="Times New Roman" w:hAnsi="Times New Roman"/>
+                <w:sz w:val="21"/>
+              </w:rPr>
+              <w:t>Дұрыс жауап</w:t>
+            </w:r>
+          </w:p>
+        </w:tc>
+        <w:tc>
+          <w:tcPr>
+            <w:tcW w:type="dxa" w:w="2835"/>
+          </w:tcPr>
+          <w:p>
+            <w:pPr>
+              <w:spacing w:after="40"/>
+            </w:pPr>
+            <w:r/>
+            <w:r>
+              <w:rPr>
+                <w:rFonts w:ascii="Times New Roman" w:hAnsi="Times New Roman"/>
+                <w:sz w:val="21"/>
+              </w:rPr>
+              <w:t>12 % секіріп қайта түсу</w:t>
+            </w:r>
+          </w:p>
+        </w:tc>
+        <w:tc>
+          <w:tcPr>
+            <w:tcW w:type="dxa" w:w="2835"/>
+          </w:tcPr>
+          <w:p>
+            <w:pPr>
+              <w:spacing w:after="40"/>
+            </w:pPr>
+            <w:r/>
+            <w:r>
+              <w:rPr>
+                <w:rFonts w:ascii="Times New Roman" w:hAnsi="Times New Roman"/>
+                <w:sz w:val="21"/>
+              </w:rPr>
+              <w:t>0,72 с</w:t>
+            </w:r>
+          </w:p>
+        </w:tc>
+      </w:tr>
+      <w:tr>
+        <w:tc>
+          <w:tcPr>
+            <w:tcW w:type="dxa" w:w="2835"/>
+          </w:tcPr>
+          <w:p>
+            <w:pPr>
+              <w:spacing w:after="40"/>
+            </w:pPr>
+            <w:r/>
+            <w:r>
+              <w:rPr>
+                <w:rFonts w:ascii="Times New Roman" w:hAnsi="Times New Roman"/>
+                <w:sz w:val="21"/>
+              </w:rPr>
+              <w:t>Қате жауап</w:t>
+            </w:r>
+          </w:p>
+        </w:tc>
+        <w:tc>
+          <w:tcPr>
+            <w:tcW w:type="dxa" w:w="2835"/>
+          </w:tcPr>
+          <w:p>
+            <w:pPr>
+              <w:spacing w:after="40"/>
+            </w:pPr>
+            <w:r/>
+            <w:r>
+              <w:rPr>
+                <w:rFonts w:ascii="Times New Roman" w:hAnsi="Times New Roman"/>
+                <w:sz w:val="21"/>
+              </w:rPr>
+              <w:t>±5° басын шайқау</w:t>
+            </w:r>
+          </w:p>
+        </w:tc>
+        <w:tc>
+          <w:tcPr>
+            <w:tcW w:type="dxa" w:w="2835"/>
+          </w:tcPr>
+          <w:p>
+            <w:pPr>
+              <w:spacing w:after="40"/>
+            </w:pPr>
+            <w:r/>
+            <w:r>
+              <w:rPr>
+                <w:rFonts w:ascii="Times New Roman" w:hAnsi="Times New Roman"/>
+                <w:sz w:val="21"/>
+              </w:rPr>
+              <w:t>0,52 с</w:t>
+            </w:r>
+          </w:p>
+        </w:tc>
+      </w:tr>
+    </w:tbl>
+    <w:p>
+      <w:pPr>
+        <w:spacing w:after="80"/>
+      </w:pPr>
+    </w:p>
+    <w:p>
+      <w:r>
+        <w:rPr>
+          <w:rFonts w:ascii="Times New Roman" w:hAnsi="Times New Roman"/>
+          <w:sz w:val="24"/>
+        </w:rPr>
+        <w:t>Анимация таймермен емес, дыбыс күйіне жазылу арқылы басқарылады: кейіпкер жазба қанша уақыт ойнаса, дәл сонша қозғалады. Өлшеу нәтижесі — 6,3 секунд репликада 6,3 секунд қозғалыс.</w:t>
+      </w:r>
+    </w:p>
+    <w:p>
+      <w:r>
+        <w:rPr>
+          <w:rFonts w:ascii="Times New Roman" w:hAnsi="Times New Roman"/>
+          <w:sz w:val="24"/>
+        </w:rPr>
+        <w:t>Жазбалар алдын ала жүктелмейді: 16 МБ дыбыс алғашқы ашуды бұзар еді. Реплика тыңдалған сәтте жүктеліп, кэште қалады және әрі қарай интернетсіз ойнайды.</w:t>
+      </w:r>
+    </w:p>
+    <w:p>
+      <w:pPr>
+        <w:pStyle w:val="Heading2"/>
+      </w:pPr>
+      <w:r>
+        <w:t>9.5. Прогресті есептеу</w:t>
       </w:r>
     </w:p>
     <w:p>
@@ -5776,6 +6159,19 @@
           <w:sz w:val="24"/>
         </w:rPr>
         <w:t>Git және GitHub – нұсқаларды басқару</w:t>
+      </w:r>
+    </w:p>
+    <w:p>
+      <w:pPr>
+        <w:pStyle w:val="ListBullet"/>
+        <w:spacing w:after="40"/>
+      </w:pPr>
+      <w:r>
+        <w:rPr>
+          <w:rFonts w:ascii="Times New Roman" w:hAnsi="Times New Roman"/>
+          <w:sz w:val="24"/>
+        </w:rPr>
+        <w:t>edge-tts – қазақ нейродауыстарымен дыбыстау синтезі</w:t>
       </w:r>
     </w:p>
     <w:p>
@@ -6456,6 +6852,62 @@
                 <w:rFonts w:ascii="Times New Roman" w:hAnsi="Times New Roman"/>
                 <w:sz w:val="21"/>
               </w:rPr>
+              <w:t>Экрандар</w:t>
+            </w:r>
+          </w:p>
+        </w:tc>
+        <w:tc>
+          <w:tcPr>
+            <w:tcW w:type="dxa" w:w="2835"/>
+          </w:tcPr>
+          <w:p>
+            <w:pPr>
+              <w:spacing w:after="40"/>
+            </w:pPr>
+            <w:r/>
+            <w:r>
+              <w:rPr>
+                <w:rFonts w:ascii="Times New Roman" w:hAnsi="Times New Roman"/>
+                <w:sz w:val="21"/>
+              </w:rPr>
+              <w:t>Барлық экранды аралап, консоль қателерін тексеру</w:t>
+            </w:r>
+          </w:p>
+        </w:tc>
+        <w:tc>
+          <w:tcPr>
+            <w:tcW w:type="dxa" w:w="2835"/>
+          </w:tcPr>
+          <w:p>
+            <w:pPr>
+              <w:spacing w:after="40"/>
+            </w:pPr>
+            <w:r/>
+            <w:r>
+              <w:rPr>
+                <w:rFonts w:ascii="Times New Roman" w:hAnsi="Times New Roman"/>
+                <w:sz w:val="21"/>
+              </w:rPr>
+              <w:t>14 экран</w:t>
+            </w:r>
+          </w:p>
+        </w:tc>
+      </w:tr>
+      <w:tr>
+        <w:tc>
+          <w:tcPr>
+            <w:tcW w:type="dxa" w:w="2835"/>
+          </w:tcPr>
+          <w:p>
+            <w:pPr>
+              <w:spacing w:after="40"/>
+            </w:pPr>
+            <w:r/>
+            <w:r>
+              <w:rPr>
+                <w:rFonts w:ascii="Times New Roman" w:hAnsi="Times New Roman"/>
+                <w:sz w:val="21"/>
+              </w:rPr>
               <w:t>Типтер</w:t>
             </w:r>
           </w:p>
@@ -6538,7 +6990,7 @@
           <w:rFonts w:ascii="Times New Roman" w:hAnsi="Times New Roman"/>
           <w:sz w:val="24"/>
         </w:rPr>
-        <w:t>Дыбыстау – 589 сөз тіркесі ана тілі иесінің дауысымен</w:t>
+        <w:t>Мұғалім кабинеті – сынып, тапсырмалар, үлгерім</w:t>
       </w:r>
     </w:p>
     <w:p>
@@ -6551,7 +7003,7 @@
           <w:rFonts w:ascii="Times New Roman" w:hAnsi="Times New Roman"/>
           <w:sz w:val="24"/>
         </w:rPr>
-        <w:t>Мұғалім кабинеті – сынып, тапсырмалар, үлгерім</w:t>
+        <w:t>Ана тілі иесінің тірі дауысымен жазба – қазіргі дыбыстау синтезделген</w:t>
       </w:r>
     </w:p>
     <w:p>
@@ -6853,6 +7305,32 @@
           <w:sz w:val="24"/>
         </w:rPr>
         <w:t>Интернетсіз жұмыс – алғашқы жүктеуден кейін желі қажет емес</w:t>
+      </w:r>
+    </w:p>
+    <w:p>
+      <w:pPr>
+        <w:pStyle w:val="ListBullet"/>
+        <w:spacing w:after="40"/>
+      </w:pPr>
+      <w:r>
+        <w:rPr>
+          <w:rFonts w:ascii="Times New Roman" w:hAnsi="Times New Roman"/>
+          <w:sz w:val="24"/>
+        </w:rPr>
+        <w:t>623 жазбамен дыбыстау – қазақ нейродауыстары, диалог репликалары түгел</w:t>
+      </w:r>
+    </w:p>
+    <w:p>
+      <w:pPr>
+        <w:pStyle w:val="ListBullet"/>
+        <w:spacing w:after="40"/>
+      </w:pPr>
+      <w:r>
+        <w:rPr>
+          <w:rFonts w:ascii="Times New Roman" w:hAnsi="Times New Roman"/>
+          <w:sz w:val="24"/>
+        </w:rPr>
+        <w:t>Тірі кейіпкер – тыныс алу, сөйлеу кезіндегі тербеліс, жауапқа реакция</w:t>
       </w:r>
     </w:p>
     <w:p>

--- a/документы/Тілашар – техникалық сипаттама.docx
+++ b/документы/Тілашар – техникалық сипаттама.docx
@@ -636,6 +636,19 @@
           <w:rFonts w:ascii="Times New Roman" w:hAnsi="Times New Roman"/>
           <w:sz w:val="24"/>
         </w:rPr>
+        <w:t>Electron 38 – Windows үшін бағдарлама қабығы</w:t>
+      </w:r>
+    </w:p>
+    <w:p>
+      <w:pPr>
+        <w:pStyle w:val="ListBullet"/>
+        <w:spacing w:after="40"/>
+      </w:pPr>
+      <w:r>
+        <w:rPr>
+          <w:rFonts w:ascii="Times New Roman" w:hAnsi="Times New Roman"/>
+          <w:sz w:val="24"/>
+        </w:rPr>
         <w:t>Workbox (vite-plugin-pwa) – офлайн жұмыс және телефонға орнату</w:t>
       </w:r>
     </w:p>
@@ -4030,7 +4043,7 @@
           <w:rFonts w:ascii="Times New Roman" w:hAnsi="Times New Roman"/>
           <w:sz w:val="24"/>
         </w:rPr>
-        <w:t>Телефонға орнату (PWA және APK)</w:t>
+        <w:t>Телефонға орнату (PWA және APK), компьютерге орнату (Windows)</w:t>
       </w:r>
     </w:p>
     <w:p>
@@ -6389,6 +6402,15 @@
       </w:r>
     </w:p>
     <w:p>
+      <w:r>
+        <w:rPr>
+          <w:rFonts w:ascii="Times New Roman" w:hAnsi="Times New Roman"/>
+          <w:sz w:val="24"/>
+        </w:rPr>
+        <w:t>Барлық платформада бір ғана веб-құрастырма жұмыс істейді. Android үшін ол Capacitor арқылы APK ішіне, Windows үшін Electron қабығына салынады. Компьютерге арналған бөлек нұсқа жоқ: код та, мазмұн да, дыбыстау да бірдей — бұл нұсқалардың бір-бірінен ажырап кетуін мүмкін етпейді.</w:t>
+      </w:r>
+    </w:p>
+    <w:p>
       <w:pPr>
         <w:pStyle w:val="ListBullet"/>
         <w:spacing w:after="40"/>
@@ -6438,6 +6460,19 @@
           <w:sz w:val="24"/>
         </w:rPr>
         <w:t>iPhone – Safari арқылы «Негізгі экранға» қосу</w:t>
+      </w:r>
+    </w:p>
+    <w:p>
+      <w:pPr>
+        <w:pStyle w:val="ListBullet"/>
+        <w:spacing w:after="40"/>
+      </w:pPr>
+      <w:r>
+        <w:rPr>
+          <w:rFonts w:ascii="Times New Roman" w:hAnsi="Times New Roman"/>
+          <w:sz w:val="24"/>
+        </w:rPr>
+        <w:t>Windows – Electron қабығы: орнатушы және орнатпай іске қосылатын файл</w:t>
       </w:r>
     </w:p>
     <w:p>
@@ -7076,6 +7111,19 @@
           <w:rFonts w:ascii="Times New Roman" w:hAnsi="Times New Roman"/>
           <w:sz w:val="24"/>
         </w:rPr>
+        <w:t>Windows нұсқасына сертификат: қазір SmartScreen ескерту көрсетеді</w:t>
+      </w:r>
+    </w:p>
+    <w:p>
+      <w:pPr>
+        <w:pStyle w:val="ListBullet"/>
+        <w:spacing w:after="40"/>
+      </w:pPr>
+      <w:r>
+        <w:rPr>
+          <w:rFonts w:ascii="Times New Roman" w:hAnsi="Times New Roman"/>
+          <w:sz w:val="24"/>
+        </w:rPr>
         <w:t>Мазмұнды жаңарту жүйесі – қосымшаны қайта орнатпай</w:t>
       </w:r>
     </w:p>

--- a/документы/Тілашар – техникалық сипаттама.docx
+++ b/документы/Тілашар – техникалық сипаттама.docx
@@ -6278,7 +6278,7 @@
           <w:rFonts w:ascii="Times New Roman" w:hAnsi="Times New Roman"/>
           <w:sz w:val="24"/>
         </w:rPr>
-        <w:t>Ережелер мен анықтама бөлек жүктеледі: олар шамамен 350 КБ және алғашқы сабақты кідіртпеуі керек</w:t>
+        <w:t>Ережелер мен анықтама бөлек жүктеледі: олар шамамен 240 КБ және алғашқы сабақты кідіртпеуі керек</w:t>
       </w:r>
     </w:p>
     <w:p>
@@ -6317,7 +6317,7 @@
           <w:rFonts w:ascii="Times New Roman" w:hAnsi="Times New Roman"/>
           <w:sz w:val="24"/>
         </w:rPr>
-        <w:t>Барлық код пен стиль сығылған түрде 202 КБ</w:t>
+        <w:t>Барлық код пен стиль сығылған түрде 210 КБ</w:t>
       </w:r>
     </w:p>
     <w:p>

--- a/документы/Тілашар – техникалық сипаттама.docx
+++ b/документы/Тілашар – техникалық сипаттама.docx
@@ -33,7 +33,236 @@
     </w:p>
     <w:p>
       <w:pPr>
+        <w:spacing w:after="200"/>
+        <w:pBdr>
+          <w:bottom w:val="single" w:sz="8" w:space="4" w:color="00509D"/>
+        </w:pBdr>
+      </w:pPr>
+      <w:r>
+        <w:rPr>
+          <w:rFonts w:ascii="Times New Roman" w:hAnsi="Times New Roman"/>
+          <w:b/>
+          <w:color w:val="1B222B"/>
+          <w:sz w:val="32"/>
+        </w:rPr>
+        <w:t>Мазмұны</w:t>
+      </w:r>
+    </w:p>
+    <w:p>
+      <w:pPr>
+        <w:tabs>
+          <w:tab w:pos="8504" w:val="right" w:leader="dot"/>
+        </w:tabs>
+        <w:spacing w:after="80"/>
+      </w:pPr>
+      <w:r>
+        <w:rPr>
+          <w:rFonts w:ascii="Times New Roman" w:hAnsi="Times New Roman"/>
+          <w:sz w:val="24"/>
+        </w:rPr>
+        <w:t>1. Жобаның жалпы сипаттамасы</w:t>
+        <w:tab/>
+        <w:t>2</w:t>
+      </w:r>
+    </w:p>
+    <w:p>
+      <w:pPr>
+        <w:tabs>
+          <w:tab w:pos="8504" w:val="right" w:leader="dot"/>
+        </w:tabs>
+        <w:spacing w:after="80"/>
+      </w:pPr>
+      <w:r>
+        <w:rPr>
+          <w:rFonts w:ascii="Times New Roman" w:hAnsi="Times New Roman"/>
+          <w:sz w:val="24"/>
+        </w:rPr>
+        <w:t>2. Технологиялық стек</w:t>
+        <w:tab/>
+        <w:t>3</w:t>
+      </w:r>
+    </w:p>
+    <w:p>
+      <w:pPr>
+        <w:tabs>
+          <w:tab w:pos="8504" w:val="right" w:leader="dot"/>
+        </w:tabs>
+        <w:spacing w:after="80"/>
+      </w:pPr>
+      <w:r>
+        <w:rPr>
+          <w:rFonts w:ascii="Times New Roman" w:hAnsi="Times New Roman"/>
+          <w:sz w:val="24"/>
+        </w:rPr>
+        <w:t>3. Файл құрылымы</w:t>
+        <w:tab/>
+        <w:t>3</w:t>
+      </w:r>
+    </w:p>
+    <w:p>
+      <w:pPr>
+        <w:tabs>
+          <w:tab w:pos="8504" w:val="right" w:leader="dot"/>
+        </w:tabs>
+        <w:spacing w:after="80"/>
+      </w:pPr>
+      <w:r>
+        <w:rPr>
+          <w:rFonts w:ascii="Times New Roman" w:hAnsi="Times New Roman"/>
+          <w:sz w:val="24"/>
+        </w:rPr>
+        <w:t>4. Негізгі модульдер (Экрандар)</w:t>
+        <w:tab/>
+        <w:t>5</w:t>
+      </w:r>
+    </w:p>
+    <w:p>
+      <w:pPr>
+        <w:tabs>
+          <w:tab w:pos="8504" w:val="right" w:leader="dot"/>
+        </w:tabs>
+        <w:spacing w:after="80"/>
+      </w:pPr>
+      <w:r>
+        <w:rPr>
+          <w:rFonts w:ascii="Times New Roman" w:hAnsi="Times New Roman"/>
+          <w:sz w:val="24"/>
+        </w:rPr>
+        <w:t>5. Деректер құрылымы</w:t>
+        <w:tab/>
+        <w:t>7</w:t>
+      </w:r>
+    </w:p>
+    <w:p>
+      <w:pPr>
+        <w:tabs>
+          <w:tab w:pos="8504" w:val="right" w:leader="dot"/>
+        </w:tabs>
+        <w:spacing w:after="80"/>
+      </w:pPr>
+      <w:r>
+        <w:rPr>
+          <w:rFonts w:ascii="Times New Roman" w:hAnsi="Times New Roman"/>
+          <w:sz w:val="24"/>
+        </w:rPr>
+        <w:t>6. Навигация жүйесі</w:t>
+        <w:tab/>
+        <w:t>8</w:t>
+      </w:r>
+    </w:p>
+    <w:p>
+      <w:pPr>
+        <w:tabs>
+          <w:tab w:pos="8504" w:val="right" w:leader="dot"/>
+        </w:tabs>
+        <w:spacing w:after="80"/>
+      </w:pPr>
+      <w:r>
+        <w:rPr>
+          <w:rFonts w:ascii="Times New Roman" w:hAnsi="Times New Roman"/>
+          <w:sz w:val="24"/>
+        </w:rPr>
+        <w:t>7. Пайдалану сценарийлері</w:t>
+        <w:tab/>
+        <w:t>9</w:t>
+      </w:r>
+    </w:p>
+    <w:p>
+      <w:pPr>
+        <w:tabs>
+          <w:tab w:pos="8504" w:val="right" w:leader="dot"/>
+        </w:tabs>
+        <w:spacing w:after="80"/>
+      </w:pPr>
+      <w:r>
+        <w:rPr>
+          <w:rFonts w:ascii="Times New Roman" w:hAnsi="Times New Roman"/>
+          <w:sz w:val="24"/>
+        </w:rPr>
+        <w:t>8. Функционалдық мүмкіндіктер</w:t>
+        <w:tab/>
+        <w:t>10</w:t>
+      </w:r>
+    </w:p>
+    <w:p>
+      <w:pPr>
+        <w:tabs>
+          <w:tab w:pos="8504" w:val="right" w:leader="dot"/>
+        </w:tabs>
+        <w:spacing w:after="80"/>
+      </w:pPr>
+      <w:r>
+        <w:rPr>
+          <w:rFonts w:ascii="Times New Roman" w:hAnsi="Times New Roman"/>
+          <w:sz w:val="24"/>
+        </w:rPr>
+        <w:t>9. Математикалық модельдер және алгоритмдер</w:t>
+        <w:tab/>
+        <w:t>11</w:t>
+      </w:r>
+    </w:p>
+    <w:p>
+      <w:pPr>
+        <w:tabs>
+          <w:tab w:pos="8504" w:val="right" w:leader="dot"/>
+        </w:tabs>
+        <w:spacing w:after="80"/>
+      </w:pPr>
+      <w:r>
+        <w:rPr>
+          <w:rFonts w:ascii="Times New Roman" w:hAnsi="Times New Roman"/>
+          <w:sz w:val="24"/>
+        </w:rPr>
+        <w:t>10. Техникалық ерекшеліктер</w:t>
+        <w:tab/>
+        <w:t>14</w:t>
+      </w:r>
+    </w:p>
+    <w:p>
+      <w:pPr>
+        <w:tabs>
+          <w:tab w:pos="8504" w:val="right" w:leader="dot"/>
+        </w:tabs>
+        <w:spacing w:after="80"/>
+      </w:pPr>
+      <w:r>
+        <w:rPr>
+          <w:rFonts w:ascii="Times New Roman" w:hAnsi="Times New Roman"/>
+          <w:sz w:val="24"/>
+        </w:rPr>
+        <w:t>11. Болашақ даму мүмкіндіктері</w:t>
+        <w:tab/>
+        <w:t>16</w:t>
+      </w:r>
+    </w:p>
+    <w:p>
+      <w:pPr>
+        <w:tabs>
+          <w:tab w:pos="8504" w:val="right" w:leader="dot"/>
+        </w:tabs>
+        <w:spacing w:after="80"/>
+      </w:pPr>
+      <w:r>
+        <w:rPr>
+          <w:rFonts w:ascii="Times New Roman" w:hAnsi="Times New Roman"/>
+          <w:sz w:val="24"/>
+        </w:rPr>
+        <w:t>12. Қорытынды</w:t>
+        <w:tab/>
+        <w:t>16</w:t>
+      </w:r>
+    </w:p>
+    <w:p>
+      <w:r>
+        <w:br w:type="page"/>
+      </w:r>
+    </w:p>
+    <w:p>
+      <w:pPr>
         <w:pStyle w:val="Heading1"/>
+        <w:pBdr>
+          <w:bottom w:val="single" w:sz="8" w:space="4" w:color="00509D"/>
+        </w:pBdr>
       </w:pPr>
       <w:r>
         <w:t>1. Жобаның жалпы сипаттамасы</w:t>
@@ -535,6 +764,9 @@
     <w:p>
       <w:pPr>
         <w:pStyle w:val="Heading1"/>
+        <w:pBdr>
+          <w:bottom w:val="single" w:sz="8" w:space="4" w:color="00509D"/>
+        </w:pBdr>
       </w:pPr>
       <w:r>
         <w:t>2. Технологиялық стек</w:t>
@@ -775,6 +1007,9 @@
     <w:p>
       <w:pPr>
         <w:pStyle w:val="Heading1"/>
+        <w:pBdr>
+          <w:bottom w:val="single" w:sz="8" w:space="4" w:color="00509D"/>
+        </w:pBdr>
       </w:pPr>
       <w:r>
         <w:t>3. Файл құрылымы</w:t>
@@ -1833,6 +2068,9 @@
     <w:p>
       <w:pPr>
         <w:pStyle w:val="Heading1"/>
+        <w:pBdr>
+          <w:bottom w:val="single" w:sz="8" w:space="4" w:color="00509D"/>
+        </w:pBdr>
       </w:pPr>
       <w:r>
         <w:t>4. Негізгі модульдер (Экрандар)</w:t>
@@ -2382,6 +2620,9 @@
     <w:p>
       <w:pPr>
         <w:pStyle w:val="Heading1"/>
+        <w:pBdr>
+          <w:bottom w:val="single" w:sz="8" w:space="4" w:color="00509D"/>
+        </w:pBdr>
       </w:pPr>
       <w:r>
         <w:t>5. Деректер құрылымы</w:t>
@@ -3352,6 +3593,9 @@
     <w:p>
       <w:pPr>
         <w:pStyle w:val="Heading1"/>
+        <w:pBdr>
+          <w:bottom w:val="single" w:sz="8" w:space="4" w:color="00509D"/>
+        </w:pBdr>
       </w:pPr>
       <w:r>
         <w:t>6. Навигация жүйесі</w:t>
@@ -3642,6 +3886,9 @@
     <w:p>
       <w:pPr>
         <w:pStyle w:val="Heading1"/>
+        <w:pBdr>
+          <w:bottom w:val="single" w:sz="8" w:space="4" w:color="00509D"/>
+        </w:pBdr>
       </w:pPr>
       <w:r>
         <w:t>7. Пайдалану сценарийлері</w:t>
@@ -3942,6 +4189,9 @@
     <w:p>
       <w:pPr>
         <w:pStyle w:val="Heading1"/>
+        <w:pBdr>
+          <w:bottom w:val="single" w:sz="8" w:space="4" w:color="00509D"/>
+        </w:pBdr>
       </w:pPr>
       <w:r>
         <w:t>8. Функционалдық мүмкіндіктер</w:t>
@@ -4440,6 +4690,9 @@
     <w:p>
       <w:pPr>
         <w:pStyle w:val="Heading1"/>
+        <w:pBdr>
+          <w:bottom w:val="single" w:sz="8" w:space="4" w:color="00509D"/>
+        </w:pBdr>
       </w:pPr>
       <w:r>
         <w:t>9. Математикалық модельдер және алгоритмдер</w:t>
@@ -6070,6 +6323,9 @@
     <w:p>
       <w:pPr>
         <w:pStyle w:val="Heading1"/>
+        <w:pBdr>
+          <w:bottom w:val="single" w:sz="8" w:space="4" w:color="00509D"/>
+        </w:pBdr>
       </w:pPr>
       <w:r>
         <w:t>10. Техникалық ерекшеліктер</w:t>
@@ -7002,6 +7258,9 @@
     <w:p>
       <w:pPr>
         <w:pStyle w:val="Heading1"/>
+        <w:pBdr>
+          <w:bottom w:val="single" w:sz="8" w:space="4" w:color="00509D"/>
+        </w:pBdr>
       </w:pPr>
       <w:r>
         <w:t>11. Болашақ даму мүмкіндіктері</w:t>
@@ -7271,6 +7530,9 @@
     <w:p>
       <w:pPr>
         <w:pStyle w:val="Heading1"/>
+        <w:pBdr>
+          <w:bottom w:val="single" w:sz="8" w:space="4" w:color="00509D"/>
+        </w:pBdr>
       </w:pPr>
       <w:r>
         <w:t>12. Қорытынды</w:t>
@@ -7404,6 +7666,7 @@
       </w:r>
     </w:p>
     <w:sectPr>
+      <w:footerReference w:type="default" r:id="rId9"/>
       <w:pgSz w:w="11906" w:h="16838"/>
       <w:pgMar w:top="1134" w:right="1701" w:bottom="1134" w:left="1701" w:header="720" w:footer="720" w:gutter="0"/>
       <w:cols w:space="720"/>
@@ -7411,6 +7674,41 @@
     </w:sectPr>
   </w:body>
 </w:document>
+</file>
+
+<file path=word/footer1.xml><?xml version="1.0" encoding="utf-8"?>
+<w:ftr xmlns:m="http://schemas.openxmlformats.org/officeDocument/2006/math" xmlns:mc="http://schemas.openxmlformats.org/markup-compatibility/2006" xmlns:mo="http://schemas.microsoft.com/office/mac/office/2008/main" xmlns:mv="urn:schemas-microsoft-com:mac:vml" xmlns:o="urn:schemas-microsoft-com:office:office" xmlns:r="http://schemas.openxmlformats.org/officeDocument/2006/relationships" xmlns:v="urn:schemas-microsoft-com:vml" xmlns:w10="urn:schemas-microsoft-com:office:word" xmlns:w14="http://schemas.microsoft.com/office/word/2010/wordml" xmlns:w="http://schemas.openxmlformats.org/wordprocessingml/2006/main" xmlns:wne="http://schemas.microsoft.com/office/word/2006/wordml" xmlns:wp14="http://schemas.microsoft.com/office/word/2010/wordprocessingDrawing" xmlns:wp="http://schemas.openxmlformats.org/drawingml/2006/wordprocessingDrawing" xmlns:wpc="http://schemas.microsoft.com/office/word/2010/wordprocessingCanvas" xmlns:wpg="http://schemas.microsoft.com/office/word/2010/wordprocessingGroup" xmlns:wpi="http://schemas.microsoft.com/office/word/2010/wordprocessingInk" xmlns:wps="http://schemas.microsoft.com/office/word/2010/wordprocessingShape" mc:Ignorable="w14 wp14">
+  <w:p>
+    <w:pPr>
+      <w:pStyle w:val="Footer"/>
+      <w:tabs>
+        <w:tab w:pos="8504" w:val="right"/>
+      </w:tabs>
+    </w:pPr>
+    <w:r/>
+    <w:r>
+      <w:rPr>
+        <w:rFonts w:ascii="Times New Roman" w:hAnsi="Times New Roman"/>
+        <w:color w:val="555D68"/>
+        <w:sz w:val="19"/>
+      </w:rPr>
+      <w:t>Тілашар – техникалық сипаттама</w:t>
+      <w:tab/>
+    </w:r>
+    <w:r>
+      <w:rPr>
+        <w:rFonts w:ascii="Times New Roman" w:hAnsi="Times New Roman"/>
+        <w:color w:val="555D68"/>
+        <w:sz w:val="19"/>
+      </w:rPr>
+      <w:fldChar w:fldCharType="begin"/>
+      <w:instrText xml:space="preserve"> PAGE </w:instrText>
+      <w:fldChar w:fldCharType="separate"/>
+      <w:t>1</w:t>
+      <w:fldChar w:fldCharType="end"/>
+    </w:r>
+  </w:p>
+</w:ftr>
 </file>
 
 <file path=word/numbering.xml><?xml version="1.0" encoding="utf-8"?>
@@ -7814,12 +8112,13 @@
     <w:unhideWhenUsed/>
     <w:rsid w:val="00E618BF"/>
     <w:pPr>
-      <w:tabs>
-        <w:tab w:val="center" w:pos="4680"/>
-        <w:tab w:val="right" w:pos="9360"/>
-      </w:tabs>
       <w:spacing w:after="0" w:line="240" w:lineRule="auto"/>
     </w:pPr>
+    <w:rPr>
+      <w:rFonts w:ascii="Times New Roman" w:hAnsi="Times New Roman"/>
+      <w:color w:val="555D68"/>
+      <w:sz w:val="19"/>
+    </w:rPr>
   </w:style>
   <w:style w:type="character" w:customStyle="1" w:styleId="FooterChar">
     <w:name w:val="Footer Char"/>

--- a/документы/Тілашар – техникалық сипаттама.docx
+++ b/документы/Тілашар – техникалық сипаттама.docx
@@ -260,6 +260,7 @@
     <w:p>
       <w:pPr>
         <w:pStyle w:val="Heading1"/>
+        <w:keepNext/>
         <w:pBdr>
           <w:bottom w:val="single" w:sz="8" w:space="4" w:color="00509D"/>
         </w:pBdr>
@@ -271,6 +272,7 @@
     <w:p>
       <w:pPr>
         <w:pStyle w:val="Heading2"/>
+        <w:keepNext/>
       </w:pPr>
       <w:r>
         <w:t>1.1. Жоба атауы</w:t>
@@ -297,6 +299,7 @@
     <w:p>
       <w:pPr>
         <w:pStyle w:val="Heading2"/>
+        <w:keepNext/>
       </w:pPr>
       <w:r>
         <w:t>1.2. Жоба мақсаты</w:t>
@@ -314,6 +317,7 @@
     <w:p>
       <w:pPr>
         <w:pStyle w:val="Heading2"/>
+        <w:keepNext/>
       </w:pPr>
       <w:r>
         <w:t>1.3. Мәселе мәні</w:t>
@@ -340,6 +344,7 @@
     <w:p>
       <w:pPr>
         <w:pStyle w:val="Heading2"/>
+        <w:keepNext/>
       </w:pPr>
       <w:r>
         <w:t>1.4. Бірінші нұсқамен сабақтастық</w:t>
@@ -764,6 +769,7 @@
     <w:p>
       <w:pPr>
         <w:pStyle w:val="Heading1"/>
+        <w:keepNext/>
         <w:pBdr>
           <w:bottom w:val="single" w:sz="8" w:space="4" w:color="00509D"/>
         </w:pBdr>
@@ -775,6 +781,7 @@
     <w:p>
       <w:pPr>
         <w:pStyle w:val="Heading2"/>
+        <w:keepNext/>
       </w:pPr>
       <w:r>
         <w:t>2.1. Негізгі технологиялар</w:t>
@@ -887,6 +894,7 @@
     <w:p>
       <w:pPr>
         <w:pStyle w:val="Heading2"/>
+        <w:keepNext/>
       </w:pPr>
       <w:r>
         <w:t>2.2. Мәліметтерді сақтау</w:t>
@@ -947,6 +955,7 @@
     <w:p>
       <w:pPr>
         <w:pStyle w:val="Heading2"/>
+        <w:keepNext/>
       </w:pPr>
       <w:r>
         <w:t>2.3. Архитектуралық үлгі</w:t>
@@ -1007,6 +1016,7 @@
     <w:p>
       <w:pPr>
         <w:pStyle w:val="Heading1"/>
+        <w:keepNext/>
         <w:pBdr>
           <w:bottom w:val="single" w:sz="8" w:space="4" w:color="00509D"/>
         </w:pBdr>
@@ -2068,6 +2078,7 @@
     <w:p>
       <w:pPr>
         <w:pStyle w:val="Heading1"/>
+        <w:keepNext/>
         <w:pBdr>
           <w:bottom w:val="single" w:sz="8" w:space="4" w:color="00509D"/>
         </w:pBdr>
@@ -2079,6 +2090,7 @@
     <w:p>
       <w:pPr>
         <w:pStyle w:val="Heading2"/>
+        <w:keepNext/>
       </w:pPr>
       <w:r>
         <w:t>4.1. WelcomeScreen (Бастапқы экран)</w:t>
@@ -2161,6 +2173,7 @@
     <w:p>
       <w:pPr>
         <w:pStyle w:val="Heading2"/>
+        <w:keepNext/>
       </w:pPr>
       <w:r>
         <w:t>4.2. LearnScreen (Сабақтар жолы)</w:t>
@@ -2243,6 +2256,7 @@
     <w:p>
       <w:pPr>
         <w:pStyle w:val="Heading2"/>
+        <w:keepNext/>
       </w:pPr>
       <w:r>
         <w:t>4.3. LessonScreen (Сабақ экраны)</w:t>
@@ -2371,6 +2385,7 @@
     <w:p>
       <w:pPr>
         <w:pStyle w:val="Heading2"/>
+        <w:keepNext/>
       </w:pPr>
       <w:r>
         <w:t>4.4. PracticeScreen (Жаттығу)</w:t>
@@ -2440,6 +2455,7 @@
     <w:p>
       <w:pPr>
         <w:pStyle w:val="Heading2"/>
+        <w:keepNext/>
       </w:pPr>
       <w:r>
         <w:t>4.5. DictionaryScreen (Сөздік)</w:t>
@@ -2487,6 +2503,7 @@
     <w:p>
       <w:pPr>
         <w:pStyle w:val="Heading2"/>
+        <w:keepNext/>
       </w:pPr>
       <w:r>
         <w:t>4.6. Анықтама бөлімі (үш экран)</w:t>
@@ -2547,6 +2564,7 @@
     <w:p>
       <w:pPr>
         <w:pStyle w:val="Heading2"/>
+        <w:keepNext/>
       </w:pPr>
       <w:r>
         <w:t>4.7. StatsScreen (Профиль)</w:t>
@@ -2620,6 +2638,7 @@
     <w:p>
       <w:pPr>
         <w:pStyle w:val="Heading1"/>
+        <w:keepNext/>
         <w:pBdr>
           <w:bottom w:val="single" w:sz="8" w:space="4" w:color="00509D"/>
         </w:pBdr>
@@ -2631,6 +2650,7 @@
     <w:p>
       <w:pPr>
         <w:pStyle w:val="Heading2"/>
+        <w:keepNext/>
       </w:pPr>
       <w:r>
         <w:t>5.1. Сабақ моделі (Lesson)</w:t>
@@ -2821,6 +2841,7 @@
     <w:p>
       <w:pPr>
         <w:pStyle w:val="Heading2"/>
+        <w:keepNext/>
       </w:pPr>
       <w:r>
         <w:t>5.2. Сабақ қадамы (Step)</w:t>
@@ -3034,6 +3055,7 @@
     <w:p>
       <w:pPr>
         <w:pStyle w:val="Heading2"/>
+        <w:keepNext/>
       </w:pPr>
       <w:r>
         <w:t>5.3. Грамматика ережесі (Rule)</w:t>
@@ -3140,6 +3162,7 @@
     <w:p>
       <w:pPr>
         <w:pStyle w:val="Heading2"/>
+        <w:keepNext/>
       </w:pPr>
       <w:r>
         <w:t>5.4. Сөздік бірлігі (VocabWord)</w:t>
@@ -3246,6 +3269,7 @@
     <w:p>
       <w:pPr>
         <w:pStyle w:val="Heading2"/>
+        <w:keepNext/>
       </w:pPr>
       <w:r>
         <w:t>5.5. Қайталау карточкасы (Card)</w:t>
@@ -3394,6 +3418,7 @@
     <w:p>
       <w:pPr>
         <w:pStyle w:val="Heading2"/>
+        <w:keepNext/>
       </w:pPr>
       <w:r>
         <w:t>5.6. Пайдаланушы күйі (AppState)</w:t>
@@ -3593,6 +3618,7 @@
     <w:p>
       <w:pPr>
         <w:pStyle w:val="Heading1"/>
+        <w:keepNext/>
         <w:pBdr>
           <w:bottom w:val="single" w:sz="8" w:space="4" w:color="00509D"/>
         </w:pBdr>
@@ -3604,6 +3630,7 @@
     <w:p>
       <w:pPr>
         <w:pStyle w:val="Heading2"/>
+        <w:keepNext/>
       </w:pPr>
       <w:r>
         <w:t>6.1. Маршрутизация құрылымы</w:t>
@@ -3766,6 +3793,7 @@
     <w:p>
       <w:pPr>
         <w:pStyle w:val="Heading2"/>
+        <w:keepNext/>
       </w:pPr>
       <w:r>
         <w:t>6.2. Навигация элементтері</w:t>
@@ -3826,6 +3854,7 @@
     <w:p>
       <w:pPr>
         <w:pStyle w:val="Heading2"/>
+        <w:keepNext/>
       </w:pPr>
       <w:r>
         <w:t>6.3. Күйді басқару</w:t>
@@ -3886,6 +3915,7 @@
     <w:p>
       <w:pPr>
         <w:pStyle w:val="Heading1"/>
+        <w:keepNext/>
         <w:pBdr>
           <w:bottom w:val="single" w:sz="8" w:space="4" w:color="00509D"/>
         </w:pBdr>
@@ -3897,6 +3927,7 @@
     <w:p>
       <w:pPr>
         <w:pStyle w:val="Heading2"/>
+        <w:keepNext/>
       </w:pPr>
       <w:r>
         <w:t>7.1. Жаңа пайдаланушы үшін бастау</w:t>
@@ -3996,6 +4027,7 @@
     <w:p>
       <w:pPr>
         <w:pStyle w:val="Heading2"/>
+        <w:keepNext/>
       </w:pPr>
       <w:r>
         <w:t>7.2. Сабақтармен жұмыс</w:t>
@@ -4069,6 +4101,7 @@
     <w:p>
       <w:pPr>
         <w:pStyle w:val="Heading2"/>
+        <w:keepNext/>
       </w:pPr>
       <w:r>
         <w:t>7.3. Қайталаумен жұмыс</w:t>
@@ -4129,6 +4162,7 @@
     <w:p>
       <w:pPr>
         <w:pStyle w:val="Heading2"/>
+        <w:keepNext/>
       </w:pPr>
       <w:r>
         <w:t>7.4. Анықтамамен жұмыс</w:t>
@@ -4189,6 +4223,7 @@
     <w:p>
       <w:pPr>
         <w:pStyle w:val="Heading1"/>
+        <w:keepNext/>
         <w:pBdr>
           <w:bottom w:val="single" w:sz="8" w:space="4" w:color="00509D"/>
         </w:pBdr>
@@ -4200,6 +4235,7 @@
     <w:p>
       <w:pPr>
         <w:pStyle w:val="Heading2"/>
+        <w:keepNext/>
       </w:pPr>
       <w:r>
         <w:t>8.1. Негізгі функциялар</w:t>
@@ -4312,6 +4348,7 @@
     <w:p>
       <w:pPr>
         <w:pStyle w:val="Heading2"/>
+        <w:keepNext/>
       </w:pPr>
       <w:r>
         <w:t>8.2. Сабақтар бөлімі</w:t>
@@ -4398,6 +4435,7 @@
     <w:p>
       <w:pPr>
         <w:pStyle w:val="Heading2"/>
+        <w:keepNext/>
       </w:pPr>
       <w:r>
         <w:t>8.3. Жаттығу бөлімі</w:t>
@@ -4458,6 +4496,7 @@
     <w:p>
       <w:pPr>
         <w:pStyle w:val="Heading2"/>
+        <w:keepNext/>
       </w:pPr>
       <w:r>
         <w:t>8.4. Сөздік бөлімі</w:t>
@@ -4505,6 +4544,7 @@
     <w:p>
       <w:pPr>
         <w:pStyle w:val="Heading2"/>
+        <w:keepNext/>
       </w:pPr>
       <w:r>
         <w:t>8.5. Анықтама бөлімі</w:t>
@@ -4565,6 +4605,7 @@
     <w:p>
       <w:pPr>
         <w:pStyle w:val="Heading2"/>
+        <w:keepNext/>
       </w:pPr>
       <w:r>
         <w:t>8.6. Техникалық мүмкіндіктер</w:t>
@@ -4690,6 +4731,7 @@
     <w:p>
       <w:pPr>
         <w:pStyle w:val="Heading1"/>
+        <w:keepNext/>
         <w:pBdr>
           <w:bottom w:val="single" w:sz="8" w:space="4" w:color="00509D"/>
         </w:pBdr>
@@ -4701,6 +4743,7 @@
     <w:p>
       <w:pPr>
         <w:pStyle w:val="Heading2"/>
+        <w:keepNext/>
       </w:pPr>
       <w:r>
         <w:t>9.1. Жауапты тексеру алгоритмі</w:t>
@@ -5371,6 +5414,7 @@
     <w:p>
       <w:pPr>
         <w:pStyle w:val="Heading2"/>
+        <w:keepNext/>
       </w:pPr>
       <w:r>
         <w:t>9.2. Интервалды қайталау алгоритмі (SM-2)</w:t>
@@ -5747,6 +5791,7 @@
     <w:p>
       <w:pPr>
         <w:pStyle w:val="Heading2"/>
+        <w:keepNext/>
       </w:pPr>
       <w:r>
         <w:t>9.3. Морфологиялық генератор</w:t>
@@ -5812,6 +5857,7 @@
     <w:p>
       <w:pPr>
         <w:pStyle w:val="Heading2"/>
+        <w:keepNext/>
       </w:pPr>
       <w:r>
         <w:t>9.4. Дыбыстау және кейіпкер анимациясы</w:t>
@@ -6147,6 +6193,7 @@
     <w:p>
       <w:pPr>
         <w:pStyle w:val="Heading2"/>
+        <w:keepNext/>
       </w:pPr>
       <w:r>
         <w:t>9.5. Прогресті есептеу</w:t>
@@ -6323,6 +6370,7 @@
     <w:p>
       <w:pPr>
         <w:pStyle w:val="Heading1"/>
+        <w:keepNext/>
         <w:pBdr>
           <w:bottom w:val="single" w:sz="8" w:space="4" w:color="00509D"/>
         </w:pBdr>
@@ -6334,6 +6382,7 @@
     <w:p>
       <w:pPr>
         <w:pStyle w:val="Heading2"/>
+        <w:keepNext/>
       </w:pPr>
       <w:r>
         <w:t>10.1. Әзірлеу ортасы</w:t>
@@ -6446,6 +6495,7 @@
     <w:p>
       <w:pPr>
         <w:pStyle w:val="Heading2"/>
+        <w:keepNext/>
       </w:pPr>
       <w:r>
         <w:t>10.2. Архитектура</w:t>
@@ -6506,6 +6556,7 @@
     <w:p>
       <w:pPr>
         <w:pStyle w:val="Heading2"/>
+        <w:keepNext/>
       </w:pPr>
       <w:r>
         <w:t>10.3. Перформанс оңтайландыру</w:t>
@@ -6592,6 +6643,7 @@
     <w:p>
       <w:pPr>
         <w:pStyle w:val="Heading2"/>
+        <w:keepNext/>
       </w:pPr>
       <w:r>
         <w:t>10.4. Мәліметтерді сақтау</w:t>
@@ -6652,6 +6704,7 @@
     <w:p>
       <w:pPr>
         <w:pStyle w:val="Heading2"/>
+        <w:keepNext/>
       </w:pPr>
       <w:r>
         <w:t>10.5. Платформалар үшін бейімделу</w:t>
@@ -6747,6 +6800,7 @@
     <w:p>
       <w:pPr>
         <w:pStyle w:val="Heading2"/>
+        <w:keepNext/>
       </w:pPr>
       <w:r>
         <w:t>10.6. Қауіпсіздік</w:t>
@@ -6820,6 +6874,7 @@
     <w:p>
       <w:pPr>
         <w:pStyle w:val="Heading2"/>
+        <w:keepNext/>
       </w:pPr>
       <w:r>
         <w:t>10.7. Сапаны автоматты тексеру</w:t>
@@ -7258,6 +7313,7 @@
     <w:p>
       <w:pPr>
         <w:pStyle w:val="Heading1"/>
+        <w:keepNext/>
         <w:pBdr>
           <w:bottom w:val="single" w:sz="8" w:space="4" w:color="00509D"/>
         </w:pBdr>
@@ -7269,6 +7325,7 @@
     <w:p>
       <w:pPr>
         <w:pStyle w:val="Heading2"/>
+        <w:keepNext/>
       </w:pPr>
       <w:r>
         <w:t>11.1. Жоспарланған функциялар</w:t>
@@ -7329,6 +7386,7 @@
     <w:p>
       <w:pPr>
         <w:pStyle w:val="Heading2"/>
+        <w:keepNext/>
       </w:pPr>
       <w:r>
         <w:t>11.2. Техникалық жаңартулар</w:t>
@@ -7389,6 +7447,7 @@
     <w:p>
       <w:pPr>
         <w:pStyle w:val="Heading2"/>
+        <w:keepNext/>
       </w:pPr>
       <w:r>
         <w:t>11.3. Мазмұндық кеңейту</w:t>
@@ -7436,6 +7495,7 @@
     <w:p>
       <w:pPr>
         <w:pStyle w:val="Heading2"/>
+        <w:keepNext/>
       </w:pPr>
       <w:r>
         <w:t>11.4. Жаңа бөлімдер</w:t>
@@ -7483,6 +7543,7 @@
     <w:p>
       <w:pPr>
         <w:pStyle w:val="Heading2"/>
+        <w:keepNext/>
       </w:pPr>
       <w:r>
         <w:t>11.5. Қолжетімділік</w:t>
@@ -7530,6 +7591,7 @@
     <w:p>
       <w:pPr>
         <w:pStyle w:val="Heading1"/>
+        <w:keepNext/>
         <w:pBdr>
           <w:bottom w:val="single" w:sz="8" w:space="4" w:color="00509D"/>
         </w:pBdr>
